--- a/state-vignettes/hawaii_highway_report.docx
+++ b/state-vignettes/hawaii_highway_report.docx
@@ -10,12 +10,12 @@
         <w:rPr>
           <w:color w:val="FF5500"/>
         </w:rPr>
-        <w:t>Hawaii Ranks 44th in the Nation in Highway Performance and Cost-Effectiveness</w:t>
+        <w:t>Hawaii Ranks 48th in the Nation in Highway Performance and Cost-Effectiveness</w:t>
       </w:r>
     </w:p>
     <w:p>
       <w:r>
-        <w:t>Hawaii’s highway system ranks 44th in the nation in overall cost-effectiveness and condition.</w:t>
+        <w:t>Hawaii’s highway system ranks 48th in the nation in overall cost-effectiveness and condition.</w:t>
       </w:r>
     </w:p>
     <w:p>
@@ -25,42 +25,42 @@
     </w:p>
     <w:p>
       <w:r>
-        <w:t>In safety and condition categories, Hawaii’s highways rank 50th in urban Interstate pavement condition, unranked in rural Interstate pavement condition, 40th in urban arterial pavement condition, 48th in rural arterial pavement condition, 30th in structurally deficient bridges, 40th in urban fatality rate, and 48th in rural fatality rate.</w:t>
+        <w:t>In safety and condition categories, Hawaii’s highways rank 50th in urban Interstate pavement condition, 47th in rural Interstate pavement condition, 38th in urban arterial pavement condition, 48th in rural arterial pavement condition, 30th in structurally deficient bridges, 38th in urban fatality rate, and 50th in rural fatality rate.</w:t>
       </w:r>
     </w:p>
     <w:p>
       <w:r>
-        <w:t>Hawaii ranks 20th out of the 50 states in traffic congestion, and its drivers spend 16.49 hours a year stuck in traffic congestion.</w:t>
+        <w:t>Hawaii ranks 18th out of the 50 states in traffic congestion, and its drivers spend 17.28 hours a year stuck in traffic congestion.</w:t>
       </w:r>
     </w:p>
     <w:p>
       <w:r>
-        <w:t>In spending and cost-effectiveness, Hawaii ranks 9th in capital and bridge disbursements, which are the costs of building new roads and bridges and widening existing ones. Hawaii ranks 9th in maintenance spending, such as the costs of repaving roads and filling in potholes. Hawaii’s administrative disbursements, including office spending that doesn’t make its way to roads, rank 29th nationwide.</w:t>
+        <w:t>In spending and cost-effectiveness, Hawaii ranks 7th in capital and bridge disbursements, which are the costs of building new roads and bridges and widening existing ones. Hawaii ranks 7th in maintenance spending, such as the costs of repaving roads and filling in potholes. Hawaii’s administrative disbursements, including office spending that doesn’t make its way to roads, rank 24th nationwide.</w:t>
       </w:r>
     </w:p>
     <w:p>
       <w:r>
-        <w:t>Compared to last year, Hawaii has the following notable changes in rankings: Urban Fatality Rate improved by 7 points, from 47 to 40; Capital &amp; Bridge Disbursements improved by 11 points, from 20 to 9; Other Disbursements improved by 8 points, from 14 to 6.</w:t>
+        <w:t>Compared to last year, Hawaii has the following notable changes in rankings: Administrative Disbursements improved by 5 points, from 29 to 24.</w:t>
       </w:r>
     </w:p>
     <w:p>
       <w:r>
-        <w:t>Compared to neighboring and nearby states, Hawaii’s overall highway performance is better than Washington (48th), California (49th), and Alaska (50th); worse than Oregon (33rd).</w:t>
+        <w:t>Compared to neighboring and nearby states, Hawaii’s overall highway performance is better than Washington (49th) and Alaska (50th); worse than California (47th) and Oregon (28th).</w:t>
       </w:r>
     </w:p>
     <w:p>
       <w:r>
-        <w:t>Comparing its overall performance to similarly populated states, Hawaii ranks worse than New Hampshire (13th) and West Virginia (30th).</w:t>
+        <w:t>Comparing its overall performance to similarly populated states, Hawaii ranks worse than New Hampshire (12th) and West Virginia (32nd).</w:t>
       </w:r>
     </w:p>
     <w:p>
       <w:r>
-        <w:t>Hawaii’s highway system ranks 44th out of 50 states overall this year, compared to 48th last year.</w:t>
+        <w:t>Hawaii’s highway system ranks 48th out of 50 states overall this year, compared to 44th last year.</w:t>
       </w:r>
     </w:p>
     <w:p>
       <w:r>
-        <w:t>“In terms of improving in the road condition and performance categories, Hawaii should focus on reducing Urban Interstate Pavement Condition and Rural Other Principal Arterial Pavement Condition. Hawaii’s rank of 50th in Urban Interstate Pavement Condition makes it one of the worst in the nation for this safety metric,” said Baruch Feigenbaum, lead author of the 29th Annual Highway Report and senior managing director of transportation policy at Reason Foundation.</w:t>
+        <w:t>“In terms of improving in the road condition and performance categories, Hawaii should focus on reducing Urban Interstate Pavement Condition and Rural Fatality Rate. Hawaii’s rank of 50th in Urban Interstate Pavement Condition makes it one of the worst in the nation for this safety metric,” said Baruch Feigenbaum, lead author of the 30th Annual Highway Report and senior managing director of transportation policy at Reason Foundation.</w:t>
       </w:r>
     </w:p>
     <w:p>
@@ -70,7 +70,7 @@
           <w:color w:val="FF5500"/>
           <w:sz w:val="28"/>
         </w:rPr>
-        <w:t>HAWAII’S RANKINGS IN THE 29TH ANNUAL HIGHWAY REPORT</w:t>
+        <w:t>HAWAII’S RANKINGS IN THE 30TH ANNUAL HIGHWAY REPORT</w:t>
       </w:r>
     </w:p>
     <w:tbl>
@@ -148,7 +148,7 @@
               <w:rPr>
                 <w:sz w:val="20"/>
               </w:rPr>
-              <w:t>44</w:t>
+              <w:t>48</w:t>
             </w:r>
           </w:p>
         </w:tc>
@@ -179,7 +179,7 @@
               <w:rPr>
                 <w:sz w:val="20"/>
               </w:rPr>
-              <w:t>9</w:t>
+              <w:t>7</w:t>
             </w:r>
           </w:p>
         </w:tc>
@@ -212,7 +212,7 @@
               <w:rPr>
                 <w:sz w:val="20"/>
               </w:rPr>
-              <w:t>9</w:t>
+              <w:t>7</w:t>
             </w:r>
           </w:p>
         </w:tc>
@@ -243,7 +243,7 @@
               <w:rPr>
                 <w:sz w:val="20"/>
               </w:rPr>
-              <w:t>29</w:t>
+              <w:t>24</w:t>
             </w:r>
           </w:p>
         </w:tc>
@@ -276,7 +276,38 @@
               <w:rPr>
                 <w:sz w:val="20"/>
               </w:rPr>
-              <w:t>6</w:t>
+              <w:t>5</w:t>
+            </w:r>
+          </w:p>
+        </w:tc>
+      </w:tr>
+      <w:tr>
+        <w:tc>
+          <w:tcPr>
+            <w:tcW w:type="dxa" w:w="4320"/>
+          </w:tcPr>
+          <w:p>
+            <w:r>
+              <w:rPr>
+                <w:sz w:val="20"/>
+              </w:rPr>
+              <w:t>Rural Interstate Pavement Condition</w:t>
+            </w:r>
+          </w:p>
+        </w:tc>
+        <w:tc>
+          <w:tcPr>
+            <w:tcW w:type="dxa" w:w="4320"/>
+          </w:tcPr>
+          <w:p>
+            <w:pPr>
+              <w:jc w:val="right"/>
+            </w:pPr>
+            <w:r>
+              <w:rPr>
+                <w:sz w:val="20"/>
+              </w:rPr>
+              <w:t>47</w:t>
             </w:r>
           </w:p>
         </w:tc>
@@ -373,7 +404,7 @@
               <w:rPr>
                 <w:sz w:val="20"/>
               </w:rPr>
-              <w:t>40</w:t>
+              <w:t>38</w:t>
             </w:r>
           </w:p>
         </w:tc>
@@ -404,7 +435,7 @@
               <w:rPr>
                 <w:sz w:val="20"/>
               </w:rPr>
-              <w:t>20</w:t>
+              <w:t>18</w:t>
             </w:r>
           </w:p>
         </w:tc>
@@ -468,7 +499,7 @@
               <w:rPr>
                 <w:sz w:val="20"/>
               </w:rPr>
-              <w:t>48</w:t>
+              <w:t>50</w:t>
             </w:r>
           </w:p>
         </w:tc>
@@ -501,7 +532,7 @@
               <w:rPr>
                 <w:sz w:val="20"/>
               </w:rPr>
-              <w:t>40</w:t>
+              <w:t>38</w:t>
             </w:r>
           </w:p>
         </w:tc>
@@ -532,7 +563,7 @@
               <w:rPr>
                 <w:sz w:val="20"/>
               </w:rPr>
-              <w:t>1</w:t>
+              <w:t>2</w:t>
             </w:r>
           </w:p>
         </w:tc>
@@ -541,12 +572,12 @@
     <w:p>
       <w:r>
         <w:br/>
-        <w:t>Reason Foundation’s 29th Annual Highway Report measures the condition and cost- effectiveness of state-controlled highways in 13 categories, including pavement and bridge conditions, traffic fatalities, and spending. In the performance categories, ranking first implies the state has the best or lowest fatality rate and its road pavement is in the best condition. A ranking of 50th in performance categories means the state has the worst fatality rates or pavement conditions. In simplified terms, in the cost-effectiveness categories, a rank of 50 means the state spends more money, and a first-place ranking means the state spends less money than other states in that category.</w:t>
+        <w:t>Reason Foundation’s 30th Annual Highway Report measures the condition and cost-effectiveness of state-controlled highways in 13 categories, including pavement and bridge conditions, traffic fatalities, and spending. In the performance categories, ranking first implies the state has the best or lowest fatality rate and its road pavement is in the best condition. A ranking of 50th in performance categories means the state has the worst fatality rates or pavement conditions. In simplified terms, in the cost-effectiveness categories, a rank of 50 means the state spends more money, and a first-place ranking means the state spends less money than other states in that category.</w:t>
       </w:r>
     </w:p>
     <w:p>
       <w:r>
-        <w:t>The report’s data are primarily information each state directly reported to the Federal Highway Administration for 2023. Better Roads and Bridges provides the deficient bridge data, and INRIX.com provides the traffic congestion data.</w:t>
+        <w:t>The report’s data are primarily information each state directly reported to the Federal Highway Administration for 2024. Better Roads and Bridges provides the deficient bridge data, and INRIX.com provides the traffic congestion data.</w:t>
       </w:r>
     </w:p>
     <w:sectPr>
